--- a/Koho folyamat dokumentáció.docx
+++ b/Koho folyamat dokumentáció.docx
@@ -7,27 +7,11 @@
         <w:ind w:left="360"/>
       </w:pPr>
       <w:r>
-        <w:t>A kapott .</w:t>
-      </w:r>
-      <w:proofErr w:type="spellStart"/>
-      <w:r>
-        <w:t>csv</w:t>
-      </w:r>
-      <w:proofErr w:type="spellEnd"/>
-      <w:r>
-        <w:t>-k alapján kimutatást végzünk, melyik adagnál melegedtek fel legjobban a panelek, ebből esetleg következtetni lehet az adagok olvasztásának az idejére.</w:t>
+        <w:t>A kapott .csv-k alapján kimutatást végzünk, melyik adagnál melegedtek fel legjobban a panelek, ebből esetleg következtetni lehet az adagok olvasztásának az idejére.</w:t>
       </w:r>
       <w:r>
         <w:br/>
-        <w:t xml:space="preserve">Ehhez a kapott adatokat beolvassuk </w:t>
-      </w:r>
-      <w:proofErr w:type="spellStart"/>
-      <w:r>
-        <w:t>sqlite-ba</w:t>
-      </w:r>
-      <w:proofErr w:type="spellEnd"/>
-      <w:r>
-        <w:t>, hogy a megfelelő adatbázis lekérdezésekkel megkapjuk a válaszokat.</w:t>
+        <w:t>Ehhez a kapott adatokat beolvassuk sqlite-ba, hogy a megfelelő adatbázis lekérdezésekkel megkapjuk a válaszokat.</w:t>
       </w:r>
     </w:p>
     <w:p>
@@ -52,27 +36,7 @@
           <w:sz w:val="28"/>
           <w:szCs w:val="28"/>
         </w:rPr>
-        <w:t xml:space="preserve">1.lépés: a szöveges adatfájlokat beolvassuk </w:t>
-      </w:r>
-      <w:proofErr w:type="spellStart"/>
-      <w:r>
-        <w:rPr>
-          <w:b/>
-          <w:bCs/>
-          <w:sz w:val="28"/>
-          <w:szCs w:val="28"/>
-        </w:rPr>
-        <w:t>Sqlite</w:t>
-      </w:r>
-      <w:proofErr w:type="spellEnd"/>
-      <w:r>
-        <w:rPr>
-          <w:b/>
-          <w:bCs/>
-          <w:sz w:val="28"/>
-          <w:szCs w:val="28"/>
-        </w:rPr>
-        <w:t xml:space="preserve"> adatbázisba táblákként:</w:t>
+        <w:t>1.lépés: a szöveges adatfájlokat beolvassuk Sqlite adatbázisba táblákként:</w:t>
       </w:r>
     </w:p>
     <w:p>
@@ -101,23 +65,7 @@
         <w:t>.</w:t>
       </w:r>
       <w:r>
-        <w:t xml:space="preserve"> </w:t>
-      </w:r>
-      <w:proofErr w:type="spellStart"/>
-      <w:r>
-        <w:t>Pandas</w:t>
-      </w:r>
-      <w:proofErr w:type="spellEnd"/>
-      <w:r>
-        <w:t xml:space="preserve"> modulra lesz szükségünk az adatok beolvasásához és megfelelő átalakításához. </w:t>
-      </w:r>
-      <w:proofErr w:type="spellStart"/>
-      <w:r>
-        <w:t>Sqlite</w:t>
-      </w:r>
-      <w:proofErr w:type="spellEnd"/>
-      <w:r>
-        <w:t xml:space="preserve"> modulra lesz szükségünk az adatbázishoz való kapcsolódáshoz és kezeléséhez</w:t>
+        <w:t xml:space="preserve"> Pandas modulra lesz szükségünk az adatok beolvasásához és megfelelő átalakításához. Sqlite modulra lesz szükségünk az adatbázishoz való kapcsolódáshoz és kezeléséhez</w:t>
       </w:r>
     </w:p>
     <w:p>
@@ -129,48 +77,16 @@
         </w:numPr>
       </w:pPr>
       <w:r>
-        <w:t xml:space="preserve">A </w:t>
-      </w:r>
-      <w:proofErr w:type="spellStart"/>
-      <w:r>
-        <w:t>connect</w:t>
-      </w:r>
-      <w:proofErr w:type="spellEnd"/>
-      <w:r>
-        <w:t xml:space="preserve"> függvénnyel </w:t>
+        <w:t xml:space="preserve">A connect függvénnyel </w:t>
       </w:r>
       <w:r>
         <w:t xml:space="preserve">létrehozzuk és </w:t>
       </w:r>
       <w:r>
-        <w:t xml:space="preserve">kapcsolódunk a </w:t>
-      </w:r>
-      <w:proofErr w:type="spellStart"/>
-      <w:r>
-        <w:t>koho.db</w:t>
-      </w:r>
-      <w:proofErr w:type="spellEnd"/>
-      <w:r>
-        <w:t xml:space="preserve"> </w:t>
-      </w:r>
-      <w:proofErr w:type="gramStart"/>
-      <w:r>
-        <w:t>adatbázishoz</w:t>
-      </w:r>
-      <w:proofErr w:type="gramEnd"/>
-      <w:r>
-        <w:t xml:space="preserve"> amit használni akarunk a feladathoz.</w:t>
-      </w:r>
-      <w:r>
-        <w:t xml:space="preserve"> Létrehozunk egy kurzort, amivel kezelni tudjuk az adatbázist. A tervezett két táblát </w:t>
-      </w:r>
-      <w:proofErr w:type="gramStart"/>
-      <w:r>
-        <w:t>amennyiben  a</w:t>
-      </w:r>
-      <w:proofErr w:type="gramEnd"/>
-      <w:r>
-        <w:t xml:space="preserve"> program futtatásakor létezik el is dobjuk rögtön.</w:t>
+        <w:t>kapcsolódunk a koho.db adatbázishoz amit használni akarunk a feladathoz.</w:t>
+      </w:r>
+      <w:r>
+        <w:t xml:space="preserve"> Létrehozunk egy kurzort, amivel kezelni tudjuk az adatbázist. A tervezett két táblát amennyiben  a program futtatásakor létezik el is dobjuk rögtön.</w:t>
       </w:r>
     </w:p>
     <w:p>
@@ -185,61 +101,37 @@
         <w:t>Adagok.csv beolvasása</w:t>
       </w:r>
       <w:r>
+        <w:t xml:space="preserve"> dataframe-be. </w:t>
+      </w:r>
+      <w:r>
         <w:t xml:space="preserve"> </w:t>
       </w:r>
-      <w:proofErr w:type="spellStart"/>
-      <w:r>
-        <w:t>dataframe</w:t>
-      </w:r>
-      <w:proofErr w:type="spellEnd"/>
-      <w:r>
-        <w:t xml:space="preserve">-be. </w:t>
+      <w:r>
+        <w:t xml:space="preserve">Az </w:t>
+      </w:r>
+      <w:r>
+        <w:t>a</w:t>
+      </w:r>
+      <w:r>
+        <w:t xml:space="preserve">dagok.csv kódolása </w:t>
+      </w:r>
+      <w:r>
+        <w:t>CP852</w:t>
+      </w:r>
+      <w:r>
+        <w:t xml:space="preserve"> régi DOS rendsz</w:t>
+      </w:r>
+      <w:r>
+        <w:t>e</w:t>
+      </w:r>
+      <w:r>
+        <w:t>rek által használt kódolás.</w:t>
       </w:r>
       <w:r>
         <w:t xml:space="preserve"> </w:t>
       </w:r>
       <w:r>
-        <w:t xml:space="preserve">Az </w:t>
-      </w:r>
-      <w:r>
-        <w:t>a</w:t>
-      </w:r>
-      <w:r>
-        <w:t xml:space="preserve">dagok.csv kódolása </w:t>
-      </w:r>
-      <w:r>
-        <w:t>CP852</w:t>
-      </w:r>
-      <w:r>
-        <w:t xml:space="preserve"> régi DOS rendsz</w:t>
-      </w:r>
-      <w:r>
-        <w:t>e</w:t>
-      </w:r>
-      <w:r>
-        <w:t>rek által használt kódolás.</w:t>
-      </w:r>
-      <w:r>
-        <w:t xml:space="preserve"> </w:t>
-      </w:r>
-      <w:proofErr w:type="spellStart"/>
-      <w:r>
-        <w:t>Dataframe</w:t>
-      </w:r>
-      <w:proofErr w:type="spellEnd"/>
-      <w:r>
-        <w:t>-be olvasásnál figyelni kell az oszlopok formátumaira, hogy megfelelően működjenek együtt a jövőben az adatbázissal (</w:t>
-      </w:r>
-      <w:proofErr w:type="spellStart"/>
-      <w:r>
-        <w:t>Sqlite</w:t>
-      </w:r>
-      <w:proofErr w:type="spellEnd"/>
-      <w:r>
-        <w:t>).</w:t>
-      </w:r>
-      <w:r>
-        <w:t xml:space="preserve"> Az idő és dátum oszlopokat, valamit az integernek szánt oszlopokat átalakítjuk megfelelő formátumra.</w:t>
+        <w:t>Dataframe-be olvasásnál figyelni kell az oszlopok formátumaira, hogy megfelelően működjenek együtt a jövőben az adatbázissal (Sqlite). Az idő és dátum oszlopokat, valamit az integernek szánt oszlopokat átalakítjuk megfelelő formátumra.</w:t>
       </w:r>
     </w:p>
     <w:p>
@@ -251,40 +143,19 @@
         </w:numPr>
       </w:pPr>
       <w:r>
-        <w:t xml:space="preserve">Hűtőpanelek.csv beolvasása </w:t>
-      </w:r>
-      <w:proofErr w:type="spellStart"/>
-      <w:r>
-        <w:t>dataframe</w:t>
-      </w:r>
-      <w:proofErr w:type="spellEnd"/>
-      <w:r>
-        <w:t>-b</w:t>
-      </w:r>
-      <w:r>
-        <w:t>e. A h</w:t>
-      </w:r>
-      <w:r>
-        <w:t xml:space="preserve">űtőpanelek.csv </w:t>
-      </w:r>
-      <w:r>
-        <w:t xml:space="preserve">alapértelmezett UTF-8 </w:t>
-      </w:r>
-      <w:proofErr w:type="spellStart"/>
-      <w:r>
-        <w:t>kódolású</w:t>
-      </w:r>
-      <w:proofErr w:type="spellEnd"/>
-      <w:r>
-        <w:t xml:space="preserve">. A TIME oszlopok megfelelő dátum és idő </w:t>
-      </w:r>
-      <w:proofErr w:type="gramStart"/>
-      <w:r>
-        <w:t>formátumokra  formázása</w:t>
-      </w:r>
-      <w:proofErr w:type="gramEnd"/>
-      <w:r>
-        <w:t xml:space="preserve"> egy ciklus segítségével.</w:t>
+        <w:t xml:space="preserve">Hűtőpanelek.csv beolvasása dataframe-be. A hűtőpanelek.csv alapértelmezett UTF-8 kódolású. A TIME oszlopok megfelelő dátum és idő formátumokra  formázása </w:t>
+      </w:r>
+      <w:r>
+        <w:t>(</w:t>
+      </w:r>
+      <w:r>
+        <w:t>ISO-8601</w:t>
+      </w:r>
+      <w:r>
+        <w:t xml:space="preserve">) </w:t>
+      </w:r>
+      <w:r>
+        <w:t>egy ciklus segítségével.</w:t>
       </w:r>
     </w:p>
     <w:p>
@@ -295,6 +166,21 @@
           <w:numId w:val="2"/>
         </w:numPr>
       </w:pPr>
+      <w:r>
+        <w:t>Adagok tábla létrehozása, és az adatok feltöltése a táblába</w:t>
+      </w:r>
+    </w:p>
+    <w:p>
+      <w:pPr>
+        <w:pStyle w:val="Listaszerbekezds"/>
+        <w:numPr>
+          <w:ilvl w:val="0"/>
+          <w:numId w:val="2"/>
+        </w:numPr>
+      </w:pPr>
+      <w:r>
+        <w:t>Hűtőpanelek tábla létrehozása: az ismétlődő oszlopokat legegyszerűbb egy ciklus segítségével létrehozni. Ezután az adatok feltöltése a táblába.</w:t>
+      </w:r>
     </w:p>
     <w:p>
       <w:pPr>
@@ -1137,6 +1023,7 @@
   <w:style w:type="character" w:default="1" w:styleId="Bekezdsalapbettpusa">
     <w:name w:val="Default Paragraph Font"/>
     <w:uiPriority w:val="1"/>
+    <w:semiHidden/>
     <w:unhideWhenUsed/>
   </w:style>
   <w:style w:type="table" w:default="1" w:styleId="Normltblzat">
